--- a/library/_deliverables/microsoft-365-security-baseline-audit-readiness/M365SEC-Solution.docx
+++ b/library/_deliverables/microsoft-365-security-baseline-audit-readiness/M365SEC-Solution.docx
@@ -91,7 +91,7 @@
         <w:rPr>
           <w:b/>
         </w:rPr>
-        <w:t>Phoenixtekk Workplace Marketplace · Security</w:t>
+        <w:t>White-label · Security</w:t>
       </w:r>
     </w:p>
     <w:p>
@@ -185,7 +185,7 @@
         <w:pStyle w:val="Heading2"/>
       </w:pPr>
       <w:r>
-        <w:t>The Phoenixtekk deployment model</w:t>
+        <w:t>The standard deployment model</w:t>
       </w:r>
     </w:p>
     <w:p>
@@ -487,7 +487,7 @@
         <w:pStyle w:val="Heading2"/>
       </w:pPr>
       <w:r>
-        <w:t>The standard Phoenixtekk deployment model</w:t>
+        <w:t>The standard deployment model</w:t>
       </w:r>
     </w:p>
     <w:p>
@@ -499,7 +499,7 @@
           <w:i/>
           <w:color w:val="2E86C1"/>
         </w:rPr>
-        <w:t>Record the baseline register to assess Secure Score and current config, configure services to the baseline, pilot against a scope group, validate, then expand — mapping controls in Compliance Manager and capturing evidence throughout. Phoenixtekk pattern: Assess to Configure to Pilot to Validate to Expand, on a review cadence.</w:t>
+        <w:t>Record the baseline register to assess Secure Score and current config, configure services to the baseline, pilot against a scope group, validate, then expand — mapping controls in Compliance Manager and capturing evidence throughout. repeatable pattern: Assess to Configure to Pilot to Validate to Expand, on a review cadence.</w:t>
       </w:r>
     </w:p>
     <w:p>
@@ -3465,7 +3465,7 @@
         <w:pStyle w:val="ListBullet"/>
       </w:pPr>
       <w:r>
-        <w:t>A repeatable process following the Phoenixtekk model: Assess to Configure to Pilot to Validate to</w:t>
+        <w:t>A repeatable process following the repeatable model: Assess to Configure to Pilot to Validate to</w:t>
       </w:r>
     </w:p>
     <w:p>
